--- a/word_reports/LP_0173_위치_381_Hurricane_Original Motion.docx
+++ b/word_reports/LP_0173_위치_381_Hurricane_Original Motion.docx
@@ -4,7 +4,7 @@
   <w:body>
     <w:p>
       <w:pPr>
-        <w:spacing w:after="280"/>
+        <w:spacing w:after="80"/>
       </w:pPr>
       <w:r>
         <w:rPr w:rFonts="맑은 고딕">
@@ -13,94 +13,47 @@
           <w:color w:val="1E3A8A"/>
           <w:sz w:val="30"/>
         </w:rPr>
-        <w:t>[381] Hurricane - Original Motion Picture Soundtrack</w:t>
+        <w:t>Hurricane (허리케인) - Original Motion Picture Soundtrack</w:t>
       </w:r>
     </w:p>
     <w:p>
       <w:pPr>
-        <w:spacing w:after="320"/>
+        <w:spacing w:after="240"/>
       </w:pPr>
       <w:r>
         <w:rPr w:rFonts="맑은 고딕">
           <w:rFonts w:ascii="맑은 고딕" w:hAnsi="맑은 고딕" w:eastAsia="맑은 고딕"/>
           <w:b/>
-          <w:sz w:val="20"/>
+          <w:color w:val="4B5563"/>
+          <w:sz w:val="22"/>
         </w:rPr>
-        <w:t>■ 위치 : 381</w:t>
-        <w:br/>
-      </w:r>
-      <w:r>
-        <w:rPr w:rFonts="맑은 고딕">
-          <w:rFonts w:ascii="맑은 고딕" w:hAnsi="맑은 고딕" w:eastAsia="맑은 고딕"/>
-          <w:b/>
-          <w:sz w:val="20"/>
-        </w:rPr>
-        <w:t>■ 아티스트 : Hurricane</w:t>
-        <w:br/>
-      </w:r>
-      <w:r>
-        <w:rPr w:rFonts="맑은 고딕">
-          <w:rFonts w:ascii="맑은 고딕" w:hAnsi="맑은 고딕" w:eastAsia="맑은 고딕"/>
-          <w:b/>
-          <w:sz w:val="20"/>
-        </w:rPr>
-        <w:t>■ 앨범명 : Original Motion Picture Soundtrack</w:t>
-        <w:br/>
-      </w:r>
-      <w:r>
-        <w:rPr w:rFonts="맑은 고딕">
-          <w:rFonts w:ascii="맑은 고딕" w:hAnsi="맑은 고딕" w:eastAsia="맑은 고딕"/>
-          <w:b w:val="0"/>
-          <w:sz w:val="20"/>
-        </w:rPr>
-        <w:t>■ 음반 레이블 : Elektra Records</w:t>
-        <w:br/>
-      </w:r>
-      <w:r>
-        <w:rPr w:rFonts="맑은 고딕">
-          <w:rFonts w:ascii="맑은 고딕" w:hAnsi="맑은 고딕" w:eastAsia="맑은 고딕"/>
-          <w:b w:val="0"/>
-          <w:sz w:val="20"/>
-        </w:rPr>
-        <w:t>■ 발매년도 : 1979</w:t>
-        <w:br/>
-      </w:r>
-      <w:r>
-        <w:rPr w:rFonts="맑은 고딕">
-          <w:rFonts w:ascii="맑은 고딕" w:hAnsi="맑은 고딕" w:eastAsia="맑은 고딕"/>
-          <w:b w:val="0"/>
-          <w:sz w:val="20"/>
-        </w:rPr>
-        <w:t>■ 장르 : 영화 음악 (Film Score), 오케스트라 (Orchestral)</w:t>
-        <w:br/>
-      </w:r>
-      <w:r>
-        <w:rPr w:rFonts="맑은 고딕">
-          <w:rFonts w:ascii="맑은 고딕" w:hAnsi="맑은 고딕" w:eastAsia="맑은 고딕"/>
-          <w:b w:val="0"/>
-          <w:sz w:val="20"/>
-        </w:rPr>
-        <w:t>■ 주요 수록곡 : 1. Theme From "Hurricane" (Main Title)</w:t>
-        <w:br/>
+        <w:t>위치 :  381</w:t>
       </w:r>
     </w:p>
     <w:p>
       <w:pPr>
-        <w:spacing w:after="160"/>
+        <w:spacing w:line="324" w:lineRule="auto" w:before="80" w:after="160"/>
       </w:pPr>
       <w:r>
         <w:rPr w:rFonts="맑은 고딕">
           <w:rFonts w:ascii="맑은 고딕" w:hAnsi="맑은 고딕" w:eastAsia="맑은 고딕"/>
           <w:b/>
           <w:color w:val="1F2937"/>
-          <w:sz w:val="24"/>
+          <w:sz w:val="22"/>
         </w:rPr>
-        <w:t>■ 음반 해설 및 감상 가이드</w:t>
+        <w:t xml:space="preserve">[음반 소개] </w:t>
+      </w:r>
+      <w:r>
+        <w:rPr w:rFonts="맑은 고딕">
+          <w:rFonts w:ascii="맑은 고딕" w:hAnsi="맑은 고딕" w:eastAsia="맑은 고딕"/>
+          <w:b w:val="0"/>
+          <w:sz w:val="21"/>
+        </w:rPr>
       </w:r>
     </w:p>
     <w:p>
       <w:pPr>
-        <w:spacing w:line="312" w:lineRule="auto" w:after="120"/>
+        <w:spacing w:line="324" w:lineRule="auto" w:after="120"/>
       </w:pPr>
       <w:r>
         <w:rPr w:rFonts="맑은 고딕">
@@ -108,51 +61,516 @@
           <w:b w:val="0"/>
           <w:sz w:val="21"/>
         </w:rPr>
-        <w:t>1979년 디노 데 라우렌티스가 제작하고 얀 트로엘 감독이 연출한 서사 영화 &lt;허리케인(Hurricane)&gt;의 오리지널 사운드트랙 LP입니다. 이 음반은 &lt;대부(The Godfather)&gt; 시리즈와 페데리코 펠리니 감독의 수많은 명작에서 음악을 담당하며 영화음악 역사에 불멸의 족적을 남긴 이탈리아의 대거장 니노 로타(Nino Rota)의 숨결이 담긴 음반입니다. 특히 이 작품은 1979년 4월 니노 로타가 세상을 떠나기 직전에 완성한 그의 마지막 유작 중 하나로, 거장의 음악적 지혜와 노련함이 집대성되어 있어 영화음악 애호가들에게 남다른 미학적·사적 가치를 지닙니다.</w:t>
+        <w:t>자연의 거대한 포효와 그 속에 피어난 애절한 인간의 운명을 처연하도록 아름다운 선율로 포착해 낸 1979년 영화 &lt;허리케인(Hurricane)&gt;의 오리지널 사운드트랙입니다. 영화 음악의 영원한 거장 니노 로타(Nino Rota)의 생애 마지막 예술혼이 깃든 이 음반은 남태평양의 에메랄드빛 서정과 휘몰아치는 오케스트레이션이 극적인 조화를 이룹니다. 비극 속에서도 숭고하게 빛나는 멜로디의 결은 반세기가 흐른 오늘날에도 청자의 가슴에 깊고 묵직한 파문을 일으킵니다. 시대를 초월한 관현악의 웅장함과 아련한 낭만이 교차하며 스크린을 넘어 음악 그 자체로 독자적인 예술적 경지를 선사하는 불멸의 명반입니다.</w:t>
       </w:r>
     </w:p>
     <w:p>
       <w:pPr>
-        <w:spacing w:line="312" w:lineRule="auto" w:after="120"/>
+        <w:spacing w:line="324" w:lineRule="auto" w:before="200" w:after="80"/>
       </w:pPr>
+      <w:r>
+        <w:rPr w:rFonts="맑은 고딕">
+          <w:rFonts w:ascii="맑은 고딕" w:hAnsi="맑은 고딕" w:eastAsia="맑은 고딕"/>
+          <w:b/>
+          <w:color w:val="1E3A8A"/>
+          <w:sz w:val="24"/>
+        </w:rPr>
+        <w:t>1. 음반 데이터</w:t>
+      </w:r>
+    </w:p>
+    <w:p>
+      <w:pPr>
+        <w:spacing w:line="324" w:lineRule="auto" w:after="80"/>
+      </w:pPr>
+      <w:r>
+        <w:rPr w:rFonts="맑은 고딕">
+          <w:rFonts w:ascii="맑은 고딕" w:hAnsi="맑은 고딕" w:eastAsia="맑은 고딕"/>
+          <w:b w:val="0"/>
+          <w:color w:val="6B7280"/>
+          <w:sz w:val="21"/>
+        </w:rPr>
+        <w:t xml:space="preserve">· </w:t>
+      </w:r>
+      <w:r>
+        <w:rPr w:rFonts="맑은 고딕">
+          <w:rFonts w:ascii="맑은 고딕" w:hAnsi="맑은 고딕" w:eastAsia="맑은 고딕"/>
+          <w:b/>
+          <w:color w:val="1F2937"/>
+          <w:sz w:val="21"/>
+        </w:rPr>
+        <w:t xml:space="preserve">앨범명: </w:t>
+      </w:r>
       <w:r>
         <w:rPr w:rFonts="맑은 고딕">
           <w:rFonts w:ascii="맑은 고딕" w:hAnsi="맑은 고딕" w:eastAsia="맑은 고딕"/>
           <w:b w:val="0"/>
           <w:sz w:val="21"/>
         </w:rPr>
-        <w:t>음악적으로 이 앨범은 남태평양 섬의 이국적인 풍광과 거대한 자연재해의 위엄, 그리고 그 속에서 피어나는 당돌하고도 비극적인 사랑을 유려한 심포닉 스코어로 풀어냈습니다. 니노 로타 특유의 낭만주의적 선율미와 유럽 고전 음악에 기반한 웅장한 오케스트레이션이 돋보이며, 거친 파도처럼 밀려오는 관현악의 텍스처는 1970년대 대형 서사 영화 스코어의 전형적인 클래시컬함과 아름다움을 고스란히 간직하고 있습니다.</w:t>
+        <w:t>Original Motion Picture Soundtrack</w:t>
       </w:r>
     </w:p>
     <w:p>
       <w:pPr>
-        <w:spacing w:line="312" w:lineRule="auto" w:after="120"/>
+        <w:spacing w:line="324" w:lineRule="auto" w:after="80"/>
       </w:pPr>
+      <w:r>
+        <w:rPr w:rFonts="맑은 고딕">
+          <w:rFonts w:ascii="맑은 고딕" w:hAnsi="맑은 고딕" w:eastAsia="맑은 고딕"/>
+          <w:b w:val="0"/>
+          <w:color w:val="6B7280"/>
+          <w:sz w:val="21"/>
+        </w:rPr>
+        <w:t xml:space="preserve">· </w:t>
+      </w:r>
+      <w:r>
+        <w:rPr w:rFonts="맑은 고딕">
+          <w:rFonts w:ascii="맑은 고딕" w:hAnsi="맑은 고딕" w:eastAsia="맑은 고딕"/>
+          <w:b/>
+          <w:color w:val="1F2937"/>
+          <w:sz w:val="21"/>
+        </w:rPr>
+        <w:t xml:space="preserve">아티스트: </w:t>
+      </w:r>
       <w:r>
         <w:rPr w:rFonts="맑은 고딕">
           <w:rFonts w:ascii="맑은 고딕" w:hAnsi="맑은 고딕" w:eastAsia="맑은 고딕"/>
           <w:b w:val="0"/>
           <w:sz w:val="21"/>
         </w:rPr>
-        <w:t>감상의 핵심 포인트는 단연 앨범의 포문을 여는 메인 테마와 'Mia and Matangi'로 대표되는 러브 테마입니다. 애수 어린 현악의 주도로 시작되어 관악기의 고풍스러운 울림으로 이어지는 테마 곡들은 오직 니노 로타만이 만들어낼 수 있는 특유의 멜랑콜리와 단아한 애절함을 극적으로 드러냅니다. 반면 대형 재앙을 묘사한 트랙들에서는 날카로운 금관악기와 웅장한 타악기 연주가 교차하며, 자연의 위력 앞에 놓인 인간의 운명을 압도적인 사운드로 표현해 내는 뛰어난 드라마투르기를 보여줍니다.</w:t>
+        <w:t>Hurricane (허리케인)</w:t>
       </w:r>
     </w:p>
     <w:p>
       <w:pPr>
-        <w:spacing w:line="312" w:lineRule="auto" w:after="120"/>
+        <w:spacing w:line="324" w:lineRule="auto" w:after="80"/>
       </w:pPr>
+      <w:r>
+        <w:rPr w:rFonts="맑은 고딕">
+          <w:rFonts w:ascii="맑은 고딕" w:hAnsi="맑은 고딕" w:eastAsia="맑은 고딕"/>
+          <w:b w:val="0"/>
+          <w:color w:val="6B7280"/>
+          <w:sz w:val="21"/>
+        </w:rPr>
+        <w:t xml:space="preserve">· </w:t>
+      </w:r>
+      <w:r>
+        <w:rPr w:rFonts="맑은 고딕">
+          <w:rFonts w:ascii="맑은 고딕" w:hAnsi="맑은 고딕" w:eastAsia="맑은 고딕"/>
+          <w:b/>
+          <w:color w:val="1F2937"/>
+          <w:sz w:val="21"/>
+        </w:rPr>
+        <w:t xml:space="preserve">발매 정보: </w:t>
+      </w:r>
       <w:r>
         <w:rPr w:rFonts="맑은 고딕">
           <w:rFonts w:ascii="맑은 고딕" w:hAnsi="맑은 고딕" w:eastAsia="맑은 고딕"/>
           <w:b w:val="0"/>
           <w:sz w:val="21"/>
         </w:rPr>
-        <w:t>이 LP는 아날로그 매체 특유의 풍성한 오케스트라 잔향과 따뜻한 질감을 그대로 담아내어, 니노 로타가 구축한 마지막 웅장한 음악적 세계를 감상하기에 가장 완벽한 형태를 제공합니다. 거장의 서거 직전 불꽃처럼 태워낸 단아하고도 스케일 큰 서정성은 현대 스코어에서는 찾아보기 힘든 깊은 울림과 감동을 선사하는 명반입니다.</w:t>
+        <w:t>1979년 전설적인 영화 제작자 디노 데 라우렌티스의 대작 영화 개봉에 발맞추어 엘렉트라(Elektra) 레이블 등을 통해 전 세계에 공개된 공식 사운드트랙 앨범입니다.</w:t>
+      </w:r>
+    </w:p>
+    <w:p>
+      <w:pPr>
+        <w:spacing w:line="324" w:lineRule="auto" w:after="80"/>
+      </w:pPr>
+      <w:r>
+        <w:rPr w:rFonts="맑은 고딕">
+          <w:rFonts w:ascii="맑은 고딕" w:hAnsi="맑은 고딕" w:eastAsia="맑은 고딕"/>
+          <w:b w:val="0"/>
+          <w:color w:val="6B7280"/>
+          <w:sz w:val="21"/>
+        </w:rPr>
+        <w:t xml:space="preserve">· </w:t>
+      </w:r>
+      <w:r>
+        <w:rPr w:rFonts="맑은 고딕">
+          <w:rFonts w:ascii="맑은 고딕" w:hAnsi="맑은 고딕" w:eastAsia="맑은 고딕"/>
+          <w:b/>
+          <w:color w:val="1F2937"/>
+          <w:sz w:val="21"/>
+        </w:rPr>
+        <w:t xml:space="preserve">LP 인기도(판매량): </w:t>
+      </w:r>
+      <w:r>
+        <w:rPr w:rFonts="맑은 고딕">
+          <w:rFonts w:ascii="맑은 고딕" w:hAnsi="맑은 고딕" w:eastAsia="맑은 고딕"/>
+          <w:b w:val="0"/>
+          <w:sz w:val="21"/>
+        </w:rPr>
+        <w:t>거장 니노 로타의 서정적인 스코어를 갈망하던 전 세계 클래식 및 영화음악 애호가들의 전폭적인 지지를 받으며 장기적인 스테디셀러로 각광받았습니다.</w:t>
+      </w:r>
+    </w:p>
+    <w:p>
+      <w:pPr>
+        <w:spacing w:line="324" w:lineRule="auto" w:after="80"/>
+      </w:pPr>
+      <w:r>
+        <w:rPr w:rFonts="맑은 고딕">
+          <w:rFonts w:ascii="맑은 고딕" w:hAnsi="맑은 고딕" w:eastAsia="맑은 고딕"/>
+          <w:b w:val="0"/>
+          <w:color w:val="6B7280"/>
+          <w:sz w:val="21"/>
+        </w:rPr>
+        <w:t xml:space="preserve">· </w:t>
+      </w:r>
+      <w:r>
+        <w:rPr w:rFonts="맑은 고딕">
+          <w:rFonts w:ascii="맑은 고딕" w:hAnsi="맑은 고딕" w:eastAsia="맑은 고딕"/>
+          <w:b/>
+          <w:color w:val="1F2937"/>
+          <w:sz w:val="21"/>
+        </w:rPr>
+        <w:t xml:space="preserve">각종 수상경력: </w:t>
+      </w:r>
+      <w:r>
+        <w:rPr w:rFonts="맑은 고딕">
+          <w:rFonts w:ascii="맑은 고딕" w:hAnsi="맑은 고딕" w:eastAsia="맑은 고딕"/>
+          <w:b w:val="0"/>
+          <w:sz w:val="21"/>
+        </w:rPr>
+        <w:t>이탈리아 영화음악의 자존심이자 세계적 거장의 유작에 준하는 역사적 작품으로서 유수의 영화음악 평단으로부터 관현악적 완성도에 대한 찬사를 받았습니다.</w:t>
+      </w:r>
+    </w:p>
+    <w:p>
+      <w:pPr>
+        <w:spacing w:line="324" w:lineRule="auto" w:before="200" w:after="80"/>
+      </w:pPr>
+      <w:r>
+        <w:rPr w:rFonts="맑은 고딕">
+          <w:rFonts w:ascii="맑은 고딕" w:hAnsi="맑은 고딕" w:eastAsia="맑은 고딕"/>
+          <w:b/>
+          <w:color w:val="1E3A8A"/>
+          <w:sz w:val="24"/>
+        </w:rPr>
+        <w:t>2. 아티스트 정보</w:t>
+      </w:r>
+    </w:p>
+    <w:p>
+      <w:pPr>
+        <w:spacing w:line="324" w:lineRule="auto" w:after="80"/>
+      </w:pPr>
+      <w:r>
+        <w:rPr w:rFonts="맑은 고딕">
+          <w:rFonts w:ascii="맑은 고딕" w:hAnsi="맑은 고딕" w:eastAsia="맑은 고딕"/>
+          <w:b w:val="0"/>
+          <w:color w:val="6B7280"/>
+          <w:sz w:val="21"/>
+        </w:rPr>
+        <w:t xml:space="preserve">· </w:t>
+      </w:r>
+      <w:r>
+        <w:rPr w:rFonts="맑은 고딕">
+          <w:rFonts w:ascii="맑은 고딕" w:hAnsi="맑은 고딕" w:eastAsia="맑은 고딕"/>
+          <w:b/>
+          <w:color w:val="1F2937"/>
+          <w:sz w:val="21"/>
+        </w:rPr>
+        <w:t xml:space="preserve">국적: </w:t>
+      </w:r>
+      <w:r>
+        <w:rPr w:rFonts="맑은 고딕">
+          <w:rFonts w:ascii="맑은 고딕" w:hAnsi="맑은 고딕" w:eastAsia="맑은 고딕"/>
+          <w:b w:val="0"/>
+          <w:sz w:val="21"/>
+        </w:rPr>
+        <w:t>이탈리아 (음악감독: 니노 로타 / Nino Rota)</w:t>
+      </w:r>
+    </w:p>
+    <w:p>
+      <w:pPr>
+        <w:spacing w:line="324" w:lineRule="auto" w:after="80"/>
+      </w:pPr>
+      <w:r>
+        <w:rPr w:rFonts="맑은 고딕">
+          <w:rFonts w:ascii="맑은 고딕" w:hAnsi="맑은 고딕" w:eastAsia="맑은 고딕"/>
+          <w:b w:val="0"/>
+          <w:color w:val="6B7280"/>
+          <w:sz w:val="21"/>
+        </w:rPr>
+        <w:t xml:space="preserve">· </w:t>
+      </w:r>
+      <w:r>
+        <w:rPr w:rFonts="맑은 고딕">
+          <w:rFonts w:ascii="맑은 고딕" w:hAnsi="맑은 고딕" w:eastAsia="맑은 고딕"/>
+          <w:b/>
+          <w:color w:val="1F2937"/>
+          <w:sz w:val="21"/>
+        </w:rPr>
+        <w:t xml:space="preserve">생몰년도: </w:t>
+      </w:r>
+      <w:r>
+        <w:rPr w:rFonts="맑은 고딕">
+          <w:rFonts w:ascii="맑은 고딕" w:hAnsi="맑은 고딕" w:eastAsia="맑은 고딕"/>
+          <w:b w:val="0"/>
+          <w:sz w:val="21"/>
+        </w:rPr>
+        <w:t>1911년 ~ 1979년</w:t>
+      </w:r>
+    </w:p>
+    <w:p>
+      <w:pPr>
+        <w:spacing w:line="324" w:lineRule="auto" w:after="80"/>
+      </w:pPr>
+      <w:r>
+        <w:rPr w:rFonts="맑은 고딕">
+          <w:rFonts w:ascii="맑은 고딕" w:hAnsi="맑은 고딕" w:eastAsia="맑은 고딕"/>
+          <w:b w:val="0"/>
+          <w:color w:val="6B7280"/>
+          <w:sz w:val="21"/>
+        </w:rPr>
+        <w:t xml:space="preserve">· </w:t>
+      </w:r>
+      <w:r>
+        <w:rPr w:rFonts="맑은 고딕">
+          <w:rFonts w:ascii="맑은 고딕" w:hAnsi="맑은 고딕" w:eastAsia="맑은 고딕"/>
+          <w:b/>
+          <w:color w:val="1F2937"/>
+          <w:sz w:val="21"/>
+        </w:rPr>
+        <w:t xml:space="preserve">그룹 소속: </w:t>
+      </w:r>
+      <w:r>
+        <w:rPr w:rFonts="맑은 고딕">
+          <w:rFonts w:ascii="맑은 고딕" w:hAnsi="맑은 고딕" w:eastAsia="맑은 고딕"/>
+          <w:b w:val="0"/>
+          <w:sz w:val="21"/>
+        </w:rPr>
+        <w:t>솔로 (작곡가 겸 지휘자)</w:t>
+      </w:r>
+    </w:p>
+    <w:p>
+      <w:pPr>
+        <w:spacing w:line="324" w:lineRule="auto" w:after="80"/>
+      </w:pPr>
+      <w:r>
+        <w:rPr w:rFonts="맑은 고딕">
+          <w:rFonts w:ascii="맑은 고딕" w:hAnsi="맑은 고딕" w:eastAsia="맑은 고딕"/>
+          <w:b w:val="0"/>
+          <w:color w:val="6B7280"/>
+          <w:sz w:val="21"/>
+        </w:rPr>
+        <w:t xml:space="preserve">· </w:t>
+      </w:r>
+      <w:r>
+        <w:rPr w:rFonts="맑은 고딕">
+          <w:rFonts w:ascii="맑은 고딕" w:hAnsi="맑은 고딕" w:eastAsia="맑은 고딕"/>
+          <w:b/>
+          <w:color w:val="1F2937"/>
+          <w:sz w:val="21"/>
+        </w:rPr>
+        <w:t xml:space="preserve">아티스트 소개: </w:t>
+      </w:r>
+      <w:r>
+        <w:rPr w:rFonts="맑은 고딕">
+          <w:rFonts w:ascii="맑은 고딕" w:hAnsi="맑은 고딕" w:eastAsia="맑은 고딕"/>
+          <w:b w:val="0"/>
+          <w:sz w:val="21"/>
+        </w:rPr>
+        <w:t>영화 &lt;대부&gt;, &lt;로미오와 줄리엣&gt;을 통해 불멸의 멜로디를 남기며 20세기 영화음악을 클래식 순수 예술의 경지로 끌어올린 거장입니다. 이탈리아 정통 클래식의 탄탄한 화성학을 바탕으로 인간의 희비극을 시적 선율로 묘사하는 데 독보적인 위상을 지니고 있습니다.</w:t>
+      </w:r>
+    </w:p>
+    <w:p>
+      <w:pPr>
+        <w:spacing w:line="324" w:lineRule="auto" w:before="200" w:after="80"/>
+      </w:pPr>
+      <w:r>
+        <w:rPr w:rFonts="맑은 고딕">
+          <w:rFonts w:ascii="맑은 고딕" w:hAnsi="맑은 고딕" w:eastAsia="맑은 고딕"/>
+          <w:b/>
+          <w:color w:val="1E3A8A"/>
+          <w:sz w:val="24"/>
+        </w:rPr>
+        <w:t>3. 음반 상세 분석</w:t>
+      </w:r>
+    </w:p>
+    <w:p>
+      <w:pPr>
+        <w:spacing w:line="324" w:lineRule="auto" w:after="80"/>
+      </w:pPr>
+      <w:r>
+        <w:rPr w:rFonts="맑은 고딕">
+          <w:rFonts w:ascii="맑은 고딕" w:hAnsi="맑은 고딕" w:eastAsia="맑은 고딕"/>
+          <w:b w:val="0"/>
+          <w:color w:val="6B7280"/>
+          <w:sz w:val="21"/>
+        </w:rPr>
+        <w:t xml:space="preserve">· </w:t>
+      </w:r>
+      <w:r>
+        <w:rPr w:rFonts="맑은 고딕">
+          <w:rFonts w:ascii="맑은 고딕" w:hAnsi="맑은 고딕" w:eastAsia="맑은 고딕"/>
+          <w:b/>
+          <w:color w:val="1F2937"/>
+          <w:sz w:val="21"/>
+        </w:rPr>
+        <w:t xml:space="preserve">역사적 위치: </w:t>
+      </w:r>
+      <w:r>
+        <w:rPr w:rFonts="맑은 고딕">
+          <w:rFonts w:ascii="맑은 고딕" w:hAnsi="맑은 고딕" w:eastAsia="맑은 고딕"/>
+          <w:b w:val="0"/>
+          <w:sz w:val="21"/>
+        </w:rPr>
+        <w:t>거장 니노 로타가 1979년 세상을 떠나기 직전 완성한 후기 걸작으로, 고전 할리우드 심포닉 스타일과 유럽 특유의 처연한 서정주의가 완벽한 조화를 이룬 영화음악사의 귀중한 유산입니다.</w:t>
+      </w:r>
+    </w:p>
+    <w:p>
+      <w:pPr>
+        <w:spacing w:line="324" w:lineRule="auto" w:after="80"/>
+      </w:pPr>
+      <w:r>
+        <w:rPr w:rFonts="맑은 고딕">
+          <w:rFonts w:ascii="맑은 고딕" w:hAnsi="맑은 고딕" w:eastAsia="맑은 고딕"/>
+          <w:b w:val="0"/>
+          <w:color w:val="6B7280"/>
+          <w:sz w:val="21"/>
+        </w:rPr>
+        <w:t xml:space="preserve">· </w:t>
+      </w:r>
+      <w:r>
+        <w:rPr w:rFonts="맑은 고딕">
+          <w:rFonts w:ascii="맑은 고딕" w:hAnsi="맑은 고딕" w:eastAsia="맑은 고딕"/>
+          <w:b/>
+          <w:color w:val="1F2937"/>
+          <w:sz w:val="21"/>
+        </w:rPr>
+        <w:t xml:space="preserve">시대의 흔적(스토리텔링): </w:t>
+      </w:r>
+      <w:r>
+        <w:rPr w:rFonts="맑은 고딕">
+          <w:rFonts w:ascii="맑은 고딕" w:hAnsi="맑은 고딕" w:eastAsia="맑은 고딕"/>
+          <w:b w:val="0"/>
+          <w:sz w:val="21"/>
+        </w:rPr>
+        <w:t>1970년대 후반 블록버스터 재난 영화의 태동기 속에서 거대 자본이 빚어낸 스펙터클을 순수한 인간애와 서정적 비장미로 승화시키며 당시 관객들의 감성을 짙게 물들였습니다.</w:t>
+      </w:r>
+    </w:p>
+    <w:p>
+      <w:pPr>
+        <w:spacing w:line="324" w:lineRule="auto" w:before="200" w:after="80"/>
+      </w:pPr>
+      <w:r>
+        <w:rPr w:rFonts="맑은 고딕">
+          <w:rFonts w:ascii="맑은 고딕" w:hAnsi="맑은 고딕" w:eastAsia="맑은 고딕"/>
+          <w:b/>
+          <w:color w:val="1E3A8A"/>
+          <w:sz w:val="24"/>
+        </w:rPr>
+        <w:t>4. 주요 수록곡 및 감상 제언</w:t>
+      </w:r>
+    </w:p>
+    <w:p>
+      <w:pPr>
+        <w:spacing w:line="324" w:lineRule="auto" w:after="80"/>
+      </w:pPr>
+      <w:r>
+        <w:rPr w:rFonts="맑은 고딕">
+          <w:rFonts w:ascii="맑은 고딕" w:hAnsi="맑은 고딕" w:eastAsia="맑은 고딕"/>
+          <w:b w:val="0"/>
+          <w:color w:val="6B7280"/>
+          <w:sz w:val="21"/>
+        </w:rPr>
+        <w:t xml:space="preserve">· </w:t>
+      </w:r>
+      <w:r>
+        <w:rPr w:rFonts="맑은 고딕">
+          <w:rFonts w:ascii="맑은 고딕" w:hAnsi="맑은 고딕" w:eastAsia="맑은 고딕"/>
+          <w:b/>
+          <w:color w:val="1F2937"/>
+          <w:sz w:val="21"/>
+        </w:rPr>
+        <w:t xml:space="preserve">주요 수록곡 특징: </w:t>
+      </w:r>
+      <w:r>
+        <w:rPr w:rFonts="맑은 고딕">
+          <w:rFonts w:ascii="맑은 고딕" w:hAnsi="맑은 고딕" w:eastAsia="맑은 고딕"/>
+          <w:b w:val="0"/>
+          <w:sz w:val="21"/>
+        </w:rPr>
+        <w:t>남태평양 파고파고 섬의 이국적인 평온함과 사랑을 수려한 현악으로 그린 메인 테마를 비롯하여, 파멸적인 폭풍우를 묘사한 역동적 금관악기 세션과 애수 어린 클라리넷 선율이 한 편의 교향시처럼 유기적으로 이어집니다.</w:t>
+      </w:r>
+    </w:p>
+    <w:p>
+      <w:pPr>
+        <w:spacing w:line="324" w:lineRule="auto" w:after="80"/>
+      </w:pPr>
+      <w:r>
+        <w:rPr w:rFonts="맑은 고딕">
+          <w:rFonts w:ascii="맑은 고딕" w:hAnsi="맑은 고딕" w:eastAsia="맑은 고딕"/>
+          <w:b w:val="0"/>
+          <w:color w:val="6B7280"/>
+          <w:sz w:val="21"/>
+        </w:rPr>
+        <w:t xml:space="preserve">· </w:t>
+      </w:r>
+      <w:r>
+        <w:rPr w:rFonts="맑은 고딕">
+          <w:rFonts w:ascii="맑은 고딕" w:hAnsi="맑은 고딕" w:eastAsia="맑은 고딕"/>
+          <w:b/>
+          <w:color w:val="1F2937"/>
+          <w:sz w:val="21"/>
+        </w:rPr>
+        <w:t xml:space="preserve">빈티지 감상 제언: </w:t>
+      </w:r>
+      <w:r>
+        <w:rPr w:rFonts="맑은 고딕">
+          <w:rFonts w:ascii="맑은 고딕" w:hAnsi="맑은 고딕" w:eastAsia="맑은 고딕"/>
+          <w:b w:val="0"/>
+          <w:sz w:val="21"/>
+        </w:rPr>
+        <w:t>턴테이블의 바늘이 회전하며 뿜어내는 깊고 묵직한 저음과 진공관 앰프를 통과하는 현악기 군의 온기 어린 질감은, 디지털 음원에서는 결코 느낄 수 없는 공간의 입체감과 자연의 숨결을 그대로 재현합니다.</w:t>
+      </w:r>
+    </w:p>
+    <w:p>
+      <w:pPr>
+        <w:spacing w:line="324" w:lineRule="auto" w:after="80"/>
+      </w:pPr>
+      <w:r>
+        <w:rPr w:rFonts="맑은 고딕">
+          <w:rFonts w:ascii="맑은 고딕" w:hAnsi="맑은 고딕" w:eastAsia="맑은 고딕"/>
+          <w:b w:val="0"/>
+          <w:color w:val="6B7280"/>
+          <w:sz w:val="21"/>
+        </w:rPr>
+        <w:t xml:space="preserve">· </w:t>
+      </w:r>
+      <w:r>
+        <w:rPr w:rFonts="맑은 고딕">
+          <w:rFonts w:ascii="맑은 고딕" w:hAnsi="맑은 고딕" w:eastAsia="맑은 고딕"/>
+          <w:b/>
+          <w:color w:val="1F2937"/>
+          <w:sz w:val="21"/>
+        </w:rPr>
+        <w:t xml:space="preserve">소장 가치: </w:t>
+      </w:r>
+      <w:r>
+        <w:rPr w:rFonts="맑은 고딕">
+          <w:rFonts w:ascii="맑은 고딕" w:hAnsi="맑은 고딕" w:eastAsia="맑은 고딕"/>
+          <w:b w:val="0"/>
+          <w:sz w:val="21"/>
+        </w:rPr>
+        <w:t>거장의 마지막 숨결이 깃든 관현악의 미학을 오롯이 아날로그 그루브로 간직할 수 있다는 점에서 오리지널 LP 애호가들에게 대체 불가능한 소장 가치를 지닙니다.</w:t>
+      </w:r>
+    </w:p>
+    <w:p>
+      <w:pPr>
+        <w:spacing w:line="324" w:lineRule="auto" w:after="120" w:before="160"/>
+      </w:pPr>
+      <w:r>
+        <w:rPr w:rFonts="맑은 고딕">
+          <w:rFonts w:ascii="맑은 고딕" w:hAnsi="맑은 고딕" w:eastAsia="맑은 고딕"/>
+          <w:b/>
+          <w:color w:val="4338CA"/>
+          <w:sz w:val="21"/>
+        </w:rPr>
+        <w:t>이 음반을 통해 거대한 폭풍 속에서도 꺼지지 않는 숭고한 사랑과 거장의 따스한 숨결이 전해주는 감동을 다시 한번 경험해 보시는 것은 어떨까요?</w:t>
       </w:r>
     </w:p>
     <w:sectPr>
       <w:pgSz w:w="12240" w:h="15840"/>
-      <w:pgMar w:top="1440" w:right="1440" w:bottom="1440" w:left="1440" w:header="720" w:footer="720" w:gutter="0"/>
+      <w:pgMar w:top="1152" w:right="1296" w:bottom="1152" w:left="1296" w:header="720" w:footer="720" w:gutter="0"/>
       <w:cols w:space="720"/>
       <w:docGrid w:linePitch="360"/>
     </w:sectPr>

--- a/word_reports/LP_0173_위치_381_Hurricane_Original Motion.docx
+++ b/word_reports/LP_0173_위치_381_Hurricane_Original Motion.docx
@@ -32,7 +32,7 @@
     </w:p>
     <w:p>
       <w:pPr>
-        <w:spacing w:line="324" w:lineRule="auto" w:before="80" w:after="160"/>
+        <w:spacing w:line="324" w:lineRule="auto" w:before="80" w:after="120"/>
       </w:pPr>
       <w:r>
         <w:rPr w:rFonts="맑은 고딕">
@@ -42,13 +42,6 @@
           <w:sz w:val="22"/>
         </w:rPr>
         <w:t xml:space="preserve">[음반 소개] </w:t>
-      </w:r>
-      <w:r>
-        <w:rPr w:rFonts="맑은 고딕">
-          <w:rFonts w:ascii="맑은 고딕" w:hAnsi="맑은 고딕" w:eastAsia="맑은 고딕"/>
-          <w:b w:val="0"/>
-          <w:sz w:val="21"/>
-        </w:rPr>
       </w:r>
     </w:p>
     <w:p>
@@ -61,7 +54,33 @@
           <w:b w:val="0"/>
           <w:sz w:val="21"/>
         </w:rPr>
-        <w:t>자연의 거대한 포효와 그 속에 피어난 애절한 인간의 운명을 처연하도록 아름다운 선율로 포착해 낸 1979년 영화 &lt;허리케인(Hurricane)&gt;의 오리지널 사운드트랙입니다. 영화 음악의 영원한 거장 니노 로타(Nino Rota)의 생애 마지막 예술혼이 깃든 이 음반은 남태평양의 에메랄드빛 서정과 휘몰아치는 오케스트레이션이 극적인 조화를 이룹니다. 비극 속에서도 숭고하게 빛나는 멜로디의 결은 반세기가 흐른 오늘날에도 청자의 가슴에 깊고 묵직한 파문을 일으킵니다. 시대를 초월한 관현악의 웅장함과 아련한 낭만이 교차하며 스크린을 넘어 음악 그 자체로 독자적인 예술적 경지를 선사하는 불멸의 명반입니다.</w:t>
+        <w:t>1979년 디노 드 라우렌티스 제작, 얀 트로엘 감독의 대서사 로맨스 영화 &lt;허리케인(Hurricane)&gt;의 오리지널 사운드트랙은 단순한 영화의 부수적 배경음악을 넘어, 20세기 영화음악의 거인 니노 로타(Nino Rota)가 인류에게 남긴 마지막 백조의 노래(Swan Song)로 기억되는 기념비적인 명반입니다. &lt;대부&gt;, &lt;로미오와 줄리엣&gt;을 통해 시대를 초월하는 불멸의 멜로디를 직조해 냈던 니노 로타는 그가 세상을 떠난 바로 그해, 이 음반을 통해 남태평양의 원초적 자연 풍광과 비극적인 사랑의 서사를 장엄하고도 애절한 오케스트레이션으로 승화시켰습니다. 문명과 야생, 그리고 인간의 힘으로는 거스를 수 없는 거대한 운명의 소용돌이를 유려한 클래식 어법으로 길어 올린 이 작품은 당대 할리우드 영화음악계에 깊고 묵직한 파문을 일으켰습니다.</w:t>
+      </w:r>
+    </w:p>
+    <w:p>
+      <w:pPr>
+        <w:spacing w:line="324" w:lineRule="auto" w:after="120"/>
+      </w:pPr>
+      <w:r>
+        <w:rPr w:rFonts="맑은 고딕">
+          <w:rFonts w:ascii="맑은 고딕" w:hAnsi="맑은 고딕" w:eastAsia="맑은 고딕"/>
+          <w:b w:val="0"/>
+          <w:sz w:val="21"/>
+        </w:rPr>
+        <w:t>본 작에서 아티스트가 천착한 예술적 철학은 '자연의 절대적 위력 앞에 마주 선 인간 감정의 숭고함'입니다. 니노 로타는 남태평양의 이국적인 평온함 속에 감추어진 파괴적인 에너지를 날 선 금관의 포효와 웅장한 타악기로 형상화하는 동시에, 두 주인공의 금지된 사랑을 한없이 투명하고 서정적인 현악 선율로 감싸 안았습니다. 격정적인 폭풍우의 소용돌이 속에서도 결코 스러지지 않는 인간의 온기와 비장미는 그가 평생을 추구해 온 낭만주의적 음악 미학의 결정체라 할 수 있습니다. 날것의 감정이 오케스트라의 정밀한 호흡과 맞물리며 빚어내는 드라마는 청자에게 화면을 보지 않고도 시각적 환영을 마주하게 하는 공감각적 전율을 선사합니다.</w:t>
+      </w:r>
+    </w:p>
+    <w:p>
+      <w:pPr>
+        <w:spacing w:line="324" w:lineRule="auto" w:after="120"/>
+      </w:pPr>
+      <w:r>
+        <w:rPr w:rFonts="맑은 고딕">
+          <w:rFonts w:ascii="맑은 고딕" w:hAnsi="맑은 고딕" w:eastAsia="맑은 고딕"/>
+          <w:b w:val="0"/>
+          <w:sz w:val="21"/>
+        </w:rPr>
+        <w:t>세월이 흘러 디지털 음원이 범람하는 오늘날에도 이 음반이 각별한 서정적 울림을 전하는 이유는, 1970년대 아날로그 레코딩 기술의 정점에서 포착된 풍성한 관현악의 울림과 거장의 마지막 혼이 고스란히 담겨 있기 때문입니다. 바이닐의 소리 골을 따라 흐르는 애틋한 멜로디는 바래지 않는 노스탤지어를 환기하며, 억겁의 시간 속에서도 변치 않는 사랑의 본질을 속삭입니다. 장대한 자연의 분노와 가녀린 영혼의 탄식을 한 장의 LP에 담아낸 이 사운드트랙은, 영화음악 애호가는 물론 정통 클래식 애호가들의 가슴 한구석을 먹먹하게 적시는 영원한 클래식으로 빛나고 있습니다.</w:t>
       </w:r>
     </w:p>
     <w:p>
@@ -168,7 +187,7 @@
           <w:b w:val="0"/>
           <w:sz w:val="21"/>
         </w:rPr>
-        <w:t>1979년 전설적인 영화 제작자 디노 데 라우렌티스의 대작 영화 개봉에 발맞추어 엘렉트라(Elektra) 레이블 등을 통해 전 세계에 공개된 공식 사운드트랙 앨범입니다.</w:t>
+        <w:t>1979년 엘렉트라(Elektra) 레코드 등을 통해 전 세계에 발매되었으며, 20세기 음악계의 거장 니노 로타가 생애 마지막으로 남긴 유작 사운드트랙으로서 각별한 역사적·예술적 성격을 지닙니다.</w:t>
       </w:r>
     </w:p>
     <w:p>
@@ -199,7 +218,7 @@
           <w:b w:val="0"/>
           <w:sz w:val="21"/>
         </w:rPr>
-        <w:t>거장 니노 로타의 서정적인 스코어를 갈망하던 전 세계 클래식 및 영화음악 애호가들의 전폭적인 지지를 받으며 장기적인 스테디셀러로 각광받았습니다.</w:t>
+        <w:t>발매 당시 웅장한 스케일과 로타 특유의 낭만적인 멜로디에 매료된 전 세계 영화음악 애호가들의 열렬한 지지를 얻으며 사운드트랙 차트 상위권에 올랐고, 아날로그 오디오파일용 명반으로 꾸준히 사랑받았습니다.</w:t>
       </w:r>
     </w:p>
     <w:p>
@@ -230,7 +249,7 @@
           <w:b w:val="0"/>
           <w:sz w:val="21"/>
         </w:rPr>
-        <w:t>이탈리아 영화음악의 자존심이자 세계적 거장의 유작에 준하는 역사적 작품으로서 유수의 영화음악 평단으로부터 관현악적 완성도에 대한 찬사를 받았습니다.</w:t>
+        <w:t>영화의 스펙터클을 압도하는 음악적 완성도로 당대 비평가들의 격찬을 받았으며, 니노 로타의 필모그래피를 완결 짓는 기념비적 오리지널 스코어로 음악사에 영구히 기록되었습니다.</w:t>
       </w:r>
     </w:p>
     <w:p>
@@ -275,7 +294,7 @@
           <w:b w:val="0"/>
           <w:sz w:val="21"/>
         </w:rPr>
-        <w:t>이탈리아 (음악감독: 니노 로타 / Nino Rota)</w:t>
+        <w:t>이탈리아 (작곡가 니노 로타 기준) / 미국 (제작)</w:t>
       </w:r>
     </w:p>
     <w:p>
@@ -306,7 +325,7 @@
           <w:b w:val="0"/>
           <w:sz w:val="21"/>
         </w:rPr>
-        <w:t>1911년 ~ 1979년</w:t>
+        <w:t>1911년 12월 3일 ~ 1979년 4월 10일 (니노 로타)</w:t>
       </w:r>
     </w:p>
     <w:p>
@@ -337,7 +356,7 @@
           <w:b w:val="0"/>
           <w:sz w:val="21"/>
         </w:rPr>
-        <w:t>솔로 (작곡가 겸 지휘자)</w:t>
+        <w:t>솔로 작곡가 중심의 대편성 오케스트라</w:t>
       </w:r>
     </w:p>
     <w:p>
@@ -368,7 +387,7 @@
           <w:b w:val="0"/>
           <w:sz w:val="21"/>
         </w:rPr>
-        <w:t>영화 &lt;대부&gt;, &lt;로미오와 줄리엣&gt;을 통해 불멸의 멜로디를 남기며 20세기 영화음악을 클래식 순수 예술의 경지로 끌어올린 거장입니다. 이탈리아 정통 클래식의 탄탄한 화성학을 바탕으로 인간의 희비극을 시적 선율로 묘사하는 데 독보적인 위상을 지니고 있습니다.</w:t>
+        <w:t>20세기 유럽 클래식 음악계와 세계 영화음악사를 관통한 천재 거장 니노 로타는 탁월한 선율 감각과 비극적 서정미로 독보적인 음악 세계를 구축했습니다. 페데리코 펠리니, 프란시스 포드 코폴라 등 거장들과 호흡하며 영화음악을 순수 예술의 경지로 끌어올린 불세출의 마에스트로입니다.</w:t>
       </w:r>
     </w:p>
     <w:p>
@@ -413,7 +432,7 @@
           <w:b w:val="0"/>
           <w:sz w:val="21"/>
         </w:rPr>
-        <w:t>거장 니노 로타가 1979년 세상을 떠나기 직전 완성한 후기 걸작으로, 고전 할리우드 심포닉 스타일과 유럽 특유의 처연한 서정주의가 완벽한 조화를 이룬 영화음악사의 귀중한 유산입니다.</w:t>
+        <w:t>1970년대 후반 대형 서사 영화의 황혼기를 장식한 정통 교향악적 사운드트랙의 정수입니다. 신시사이저와 전자음악이 태동하던 과도기적 시점에서, 전통적인 대편성 관현악이 자아낼 수 있는 드라마틱한 서정성의 극한을 보여준 명반으로 평가받습니다.</w:t>
       </w:r>
     </w:p>
     <w:p>
@@ -444,7 +463,7 @@
           <w:b w:val="0"/>
           <w:sz w:val="21"/>
         </w:rPr>
-        <w:t>1970년대 후반 블록버스터 재난 영화의 태동기 속에서 거대 자본이 빚어낸 스펙터클을 순수한 인간애와 서정적 비장미로 승화시키며 당시 관객들의 감성을 짙게 물들였습니다.</w:t>
+        <w:t>문명화의 파고 속에서 순수한 원시림과 낭만을 갈망하던 70년대 말 대중의 감수성을 대변합니다. 거대한 자연재해라는 운명 앞에서 유한한 인간이 느끼는 나약함과, 역설적으로 그 안에서 피어나는 영원한 사랑을 노래함으로써 당대 청춘들에게 깊은 위무와 정서적 카타르시스를 안겨주었습니다.</w:t>
       </w:r>
     </w:p>
     <w:p>
@@ -489,7 +508,99 @@
           <w:b w:val="0"/>
           <w:sz w:val="21"/>
         </w:rPr>
-        <w:t>남태평양 파고파고 섬의 이국적인 평온함과 사랑을 수려한 현악으로 그린 메인 테마를 비롯하여, 파멸적인 폭풍우를 묘사한 역동적 금관악기 세션과 애수 어린 클라리넷 선율이 한 편의 교향시처럼 유기적으로 이어집니다.</w:t>
+      </w:r>
+    </w:p>
+    <w:p>
+      <w:pPr>
+        <w:spacing w:line="324" w:lineRule="auto" w:after="80"/>
+      </w:pPr>
+      <w:r>
+        <w:rPr w:rFonts="맑은 고딕">
+          <w:rFonts w:ascii="맑은 고딕" w:hAnsi="맑은 고딕" w:eastAsia="맑은 고딕"/>
+          <w:b w:val="0"/>
+          <w:color w:val="6B7280"/>
+          <w:sz w:val="21"/>
+        </w:rPr>
+        <w:t xml:space="preserve">· </w:t>
+      </w:r>
+      <w:r>
+        <w:rPr w:rFonts="맑은 고딕">
+          <w:rFonts w:ascii="맑은 고딕" w:hAnsi="맑은 고딕" w:eastAsia="맑은 고딕"/>
+          <w:b/>
+          <w:color w:val="1F2937"/>
+          <w:sz w:val="21"/>
+        </w:rPr>
+        <w:t xml:space="preserve">"Love Theme / Main Title": </w:t>
+      </w:r>
+      <w:r>
+        <w:rPr w:rFonts="맑은 고딕">
+          <w:rFonts w:ascii="맑은 고딕" w:hAnsi="맑은 고딕" w:eastAsia="맑은 고딕"/>
+          <w:b w:val="0"/>
+          <w:sz w:val="21"/>
+        </w:rPr>
+        <w:t>남태평양의 눈부신 에메랄드빛 바다와 애틋한 사랑을 유려하고 애상적인 현악 합주로 묘사한 본 작의 백미.</w:t>
+      </w:r>
+    </w:p>
+    <w:p>
+      <w:pPr>
+        <w:spacing w:line="324" w:lineRule="auto" w:after="80"/>
+      </w:pPr>
+      <w:r>
+        <w:rPr w:rFonts="맑은 고딕">
+          <w:rFonts w:ascii="맑은 고딕" w:hAnsi="맑은 고딕" w:eastAsia="맑은 고딕"/>
+          <w:b w:val="0"/>
+          <w:color w:val="6B7280"/>
+          <w:sz w:val="21"/>
+        </w:rPr>
+        <w:t xml:space="preserve">· </w:t>
+      </w:r>
+      <w:r>
+        <w:rPr w:rFonts="맑은 고딕">
+          <w:rFonts w:ascii="맑은 고딕" w:hAnsi="맑은 고딕" w:eastAsia="맑은 고딕"/>
+          <w:b/>
+          <w:color w:val="1F2937"/>
+          <w:sz w:val="21"/>
+        </w:rPr>
+        <w:t xml:space="preserve">"The Hurricane": </w:t>
+      </w:r>
+      <w:r>
+        <w:rPr w:rFonts="맑은 고딕">
+          <w:rFonts w:ascii="맑은 고딕" w:hAnsi="맑은 고딕" w:eastAsia="맑은 고딕"/>
+          <w:b w:val="0"/>
+          <w:sz w:val="21"/>
+        </w:rPr>
+        <w:t>자연의 압도적인 분노와 파괴력을 몰아치는 타악기와 날카로운 금관악기의 불협화음으로 극대화한 오케스트레이션의 명장면.</w:t>
+      </w:r>
+    </w:p>
+    <w:p>
+      <w:pPr>
+        <w:spacing w:line="324" w:lineRule="auto" w:after="80"/>
+      </w:pPr>
+      <w:r>
+        <w:rPr w:rFonts="맑은 고딕">
+          <w:rFonts w:ascii="맑은 고딕" w:hAnsi="맑은 고딕" w:eastAsia="맑은 고딕"/>
+          <w:b w:val="0"/>
+          <w:color w:val="6B7280"/>
+          <w:sz w:val="21"/>
+        </w:rPr>
+        <w:t xml:space="preserve">· </w:t>
+      </w:r>
+      <w:r>
+        <w:rPr w:rFonts="맑은 고딕">
+          <w:rFonts w:ascii="맑은 고딕" w:hAnsi="맑은 고딕" w:eastAsia="맑은 고딕"/>
+          <w:b/>
+          <w:color w:val="1F2937"/>
+          <w:sz w:val="21"/>
+        </w:rPr>
+        <w:t xml:space="preserve">"Bruckner's Island": </w:t>
+      </w:r>
+      <w:r>
+        <w:rPr w:rFonts="맑은 고딕">
+          <w:rFonts w:ascii="맑은 고딕" w:hAnsi="맑은 고딕" w:eastAsia="맑은 고딕"/>
+          <w:b w:val="0"/>
+          <w:sz w:val="21"/>
+        </w:rPr>
+        <w:t>평화로운 남태평양 섬의 풍광과 이국적인 토속미를 목관악기의 서정적인 음색으로 담아낸 트랙.</w:t>
       </w:r>
     </w:p>
     <w:p>
@@ -520,7 +631,7 @@
           <w:b w:val="0"/>
           <w:sz w:val="21"/>
         </w:rPr>
-        <w:t>턴테이블의 바늘이 회전하며 뿜어내는 깊고 묵직한 저음과 진공관 앰프를 통과하는 현악기 군의 온기 어린 질감은, 디지털 음원에서는 결코 느낄 수 없는 공간의 입체감과 자연의 숨결을 그대로 재현합니다.</w:t>
+        <w:t>풍부한 다이내믹 레인지를 지닌 음반으로, 진공관 앰프의 따뜻한 배음과 턴테이블 카트리지가 긁어내는 아날로그 특유의 질감을 통해 감상할 때 그 진가가 드러납니다. 특히 폭풍우가 몰아치는 대목의 묵직한 저역과 애절한 바이올린 솔로의 고역이 입체적으로 피어오르는 순간은 아날로그 시스템에서만 맛볼 수 있는 극상의 청각적 체험을 선사합니다.</w:t>
       </w:r>
     </w:p>
     <w:p>
@@ -551,7 +662,7 @@
           <w:b w:val="0"/>
           <w:sz w:val="21"/>
         </w:rPr>
-        <w:t>거장의 마지막 숨결이 깃든 관현악의 미학을 오롯이 아날로그 그루브로 간직할 수 있다는 점에서 오리지널 LP 애호가들에게 대체 불가능한 소장 가치를 지닙니다.</w:t>
+        <w:t>거장 니노 로타의 찬란한 음악 여정을 마무리하는 유작이라는 역사적 상징성은 물론, 70년대 풀 오케스트라 사운드의 온기와 다이내믹을 고스란히 간직하고 있어 클래식 및 영화음악 바이닐 컬렉터라면 반드시 턴테이블 위에 올려야 할 필청반입니다.</w:t>
       </w:r>
     </w:p>
     <w:p>
@@ -565,7 +676,7 @@
           <w:color w:val="4338CA"/>
           <w:sz w:val="21"/>
         </w:rPr>
-        <w:t>이 음반을 통해 거대한 폭풍 속에서도 꺼지지 않는 숭고한 사랑과 거장의 따스한 숨결이 전해주는 감동을 다시 한번 경험해 보시는 것은 어떨까요?</w:t>
+        <w:t>이 음반을 통해 거대한 자연의 포효 속에서도 꺼지지 않는 애절한 사랑의 멜로디가 전해주는 감동을 다시 한번 경험해 보시는 것은 어떨까요?</w:t>
       </w:r>
     </w:p>
     <w:sectPr>
